--- a/.doc/Каневега Титульник.docx
+++ b/.doc/Каневега Титульник.docx
@@ -191,17 +191,29 @@
         <w:ind w:firstLine="0"/>
         <w:rPr>
           <w:b w:val="0"/>
-          <w:color w:val="FF0000"/>
           <w:sz w:val="28"/>
         </w:rPr>
       </w:pPr>
       <w:r>
         <w:rPr>
           <w:b w:val="0"/>
-          <w:color w:val="FF0000"/>
-          <w:sz w:val="28"/>
-        </w:rPr>
-        <w:t>КР.ИИ28.240152- 01 81 00</w:t>
+          <w:sz w:val="28"/>
+        </w:rPr>
+        <w:t>КР.ИИ28.240</w:t>
+      </w:r>
+      <w:r>
+        <w:rPr>
+          <w:b w:val="0"/>
+          <w:sz w:val="28"/>
+        </w:rPr>
+        <w:t>034</w:t>
+      </w:r>
+      <w:r>
+        <w:rPr>
+          <w:b w:val="0"/>
+          <w:sz w:val="28"/>
+        </w:rPr>
+        <w:t>- 01 81 00</w:t>
       </w:r>
     </w:p>
     <w:p>
@@ -230,6 +242,13 @@
           <w:szCs w:val="28"/>
         </w:rPr>
         <w:t xml:space="preserve">Листов </w:t>
+      </w:r>
+      <w:r>
+        <w:rPr>
+          <w:sz w:val="28"/>
+          <w:szCs w:val="28"/>
+        </w:rPr>
+        <w:t>37</w:t>
       </w:r>
     </w:p>
     <w:p>
